--- a/AssetManagement/Client/wwwroot/Private/ReleivingLetterSTN.docx
+++ b/AssetManagement/Client/wwwroot/Private/ReleivingLetterSTN.docx
@@ -20,15 +20,7 @@
         <w:spacing w:before="39"/>
       </w:pPr>
       <w:r>
-        <w:t>{</w:t>
-      </w:r>
-      <w:proofErr w:type="spellStart"/>
-      <w:r>
-        <w:t>LetterDate</w:t>
-      </w:r>
-      <w:proofErr w:type="spellEnd"/>
-      <w:r>
-        <w:t>}</w:t>
+        <w:t>{LetterDate}</w:t>
       </w:r>
     </w:p>
     <w:p>
@@ -55,15 +47,7 @@
         <w:t xml:space="preserve">{Title} </w:t>
       </w:r>
       <w:r>
-        <w:t>{</w:t>
-      </w:r>
-      <w:proofErr w:type="spellStart"/>
-      <w:r>
-        <w:t>EmployeeName</w:t>
-      </w:r>
-      <w:proofErr w:type="spellEnd"/>
-      <w:r>
-        <w:t>}</w:t>
+        <w:t>{EmployeeName}</w:t>
       </w:r>
     </w:p>
     <w:p>
@@ -141,60 +125,28 @@
         <w:spacing w:before="39"/>
       </w:pPr>
       <w:r>
-        <w:t>Dear {</w:t>
-      </w:r>
-      <w:proofErr w:type="spellStart"/>
-      <w:r>
-        <w:t>EmployeeName</w:t>
-      </w:r>
-      <w:proofErr w:type="spellEnd"/>
-      <w:r>
-        <w:t>},</w:t>
-      </w:r>
-    </w:p>
-    <w:p>
-      <w:pPr>
-        <w:pStyle w:val="BodyText"/>
-        <w:tabs>
-          <w:tab w:val="left" w:pos="3000"/>
-        </w:tabs>
-        <w:spacing w:before="39"/>
-      </w:pPr>
-    </w:p>
-    <w:p>
-      <w:pPr>
-        <w:pStyle w:val="BodyText"/>
-        <w:tabs>
-          <w:tab w:val="left" w:pos="3000"/>
-        </w:tabs>
-        <w:spacing w:before="39"/>
-      </w:pPr>
-      <w:r>
-        <w:t>This is in reference to your resignation dated {</w:t>
-      </w:r>
-      <w:proofErr w:type="spellStart"/>
-      <w:r>
-        <w:t>ResignationDate</w:t>
-      </w:r>
-      <w:proofErr w:type="spellEnd"/>
-      <w:r>
-        <w:t>} wherein you had requested to be relieved from your services on {</w:t>
-      </w:r>
-      <w:proofErr w:type="spellStart"/>
-      <w:r>
-        <w:t>RelievedDate</w:t>
-      </w:r>
-      <w:proofErr w:type="spellEnd"/>
-      <w:r>
-        <w:t>}. We wish to inform you that your resignation has been accepted and you shall be relieved from your duties as {Designation} post-serving notice period, with effect from {</w:t>
-      </w:r>
-      <w:proofErr w:type="spellStart"/>
-      <w:r>
-        <w:t>RelievedDate</w:t>
-      </w:r>
-      <w:proofErr w:type="spellEnd"/>
-      <w:r>
-        <w:t>}.</w:t>
+        <w:t>Dear {EmployeeName},</w:t>
+      </w:r>
+    </w:p>
+    <w:p>
+      <w:pPr>
+        <w:pStyle w:val="BodyText"/>
+        <w:tabs>
+          <w:tab w:val="left" w:pos="3000"/>
+        </w:tabs>
+        <w:spacing w:before="39"/>
+      </w:pPr>
+    </w:p>
+    <w:p>
+      <w:pPr>
+        <w:pStyle w:val="BodyText"/>
+        <w:tabs>
+          <w:tab w:val="left" w:pos="3000"/>
+        </w:tabs>
+        <w:spacing w:before="39"/>
+      </w:pPr>
+      <w:r>
+        <w:t>This is in reference to your resignation dated {ResignationDate} wherein you had requested to be relieved from your services on {RelievedDate}. We wish to inform you that your resignation has been accepted and you shall be relieved from your duties as {Designation} post-serving notice period, with effect from {RelievedDate}.</w:t>
       </w:r>
     </w:p>
     <w:p>
@@ -257,56 +209,46 @@
         <w:spacing w:before="39"/>
       </w:pPr>
       <w:r>
-        <w:t>For Credent Infotech Solutions LLP</w:t>
-      </w:r>
-    </w:p>
-    <w:p>
-      <w:pPr>
-        <w:pStyle w:val="BodyText"/>
-        <w:tabs>
-          <w:tab w:val="left" w:pos="3000"/>
-        </w:tabs>
-        <w:spacing w:before="39"/>
-      </w:pPr>
-    </w:p>
-    <w:p>
-      <w:pPr>
-        <w:pStyle w:val="BodyText"/>
-        <w:tabs>
-          <w:tab w:val="left" w:pos="3000"/>
-        </w:tabs>
-        <w:spacing w:before="39"/>
-      </w:pPr>
-      <w:r>
-        <w:t>{</w:t>
-      </w:r>
-      <w:proofErr w:type="spellStart"/>
-      <w:r>
-        <w:t>SignerName</w:t>
-      </w:r>
-      <w:proofErr w:type="spellEnd"/>
-      <w:r>
-        <w:t>}</w:t>
-      </w:r>
-    </w:p>
-    <w:p>
-      <w:pPr>
-        <w:pStyle w:val="BodyText"/>
-        <w:tabs>
-          <w:tab w:val="left" w:pos="3000"/>
-        </w:tabs>
-        <w:spacing w:before="39"/>
-      </w:pPr>
-      <w:r>
-        <w:t>({</w:t>
-      </w:r>
-      <w:proofErr w:type="spellStart"/>
-      <w:r>
-        <w:t>SignerDesignation</w:t>
-      </w:r>
-      <w:proofErr w:type="spellEnd"/>
-      <w:r>
-        <w:t>})</w:t>
+        <w:t xml:space="preserve">For </w:t>
+      </w:r>
+      <w:r>
+        <w:rPr>
+          <w:lang w:val="en-IN"/>
+        </w:rPr>
+        <w:t>STN Commodities Private Limited</w:t>
+      </w:r>
+    </w:p>
+    <w:p>
+      <w:pPr>
+        <w:pStyle w:val="BodyText"/>
+        <w:tabs>
+          <w:tab w:val="left" w:pos="3000"/>
+        </w:tabs>
+        <w:spacing w:before="39"/>
+      </w:pPr>
+    </w:p>
+    <w:p>
+      <w:pPr>
+        <w:pStyle w:val="BodyText"/>
+        <w:tabs>
+          <w:tab w:val="left" w:pos="3000"/>
+        </w:tabs>
+        <w:spacing w:before="39"/>
+      </w:pPr>
+      <w:r>
+        <w:t>{SignerName}</w:t>
+      </w:r>
+    </w:p>
+    <w:p>
+      <w:pPr>
+        <w:pStyle w:val="BodyText"/>
+        <w:tabs>
+          <w:tab w:val="left" w:pos="3000"/>
+        </w:tabs>
+        <w:spacing w:before="39"/>
+      </w:pPr>
+      <w:r>
+        <w:t>({SignerDesignation})</w:t>
       </w:r>
     </w:p>
     <w:sectPr>
@@ -888,7 +830,6 @@
   <w:style w:type="character" w:default="1" w:styleId="DefaultParagraphFont">
     <w:name w:val="Default Paragraph Font"/>
     <w:uiPriority w:val="1"/>
-    <w:semiHidden/>
     <w:unhideWhenUsed/>
   </w:style>
   <w:style w:type="table" w:default="1" w:styleId="TableNormal">
